--- a/Assets/Document/云熹约定项目文档/12.NE结局/2.男主单线结局/周杉单线通用结局.docx
+++ b/Assets/Document/云熹约定项目文档/12.NE结局/2.男主单线结局/周杉单线通用结局.docx
@@ -145,7 +145,7 @@
           <w:sz w:val="28"/>
           <w:szCs w:val="28"/>
         </w:rPr>
-        <w:t>走廊的声控灯在你身后熄灭，屋里没有开灯，窗帘半拉着，只有窗外最后一缕暮光透进来，在地板上拉出一道薄薄的灰蓝色</w:t>
+        <w:t>走廊的声控灯在你身后熄灭，屋里没有开灯，窗帘半拉着，只有窗外一缕暮光透进来，在地板上拉出一道薄薄的灰蓝色</w:t>
       </w:r>
       <w:r>
         <w:rPr>
@@ -273,7 +273,24 @@
           <w:sz w:val="28"/>
           <w:szCs w:val="28"/>
         </w:rPr>
-        <w:t>茶几上多了一束小雏菊，白色的花瓣，嫩黄的蕊，插在一个你从没见过的玻璃瓶里</w:t>
+        <w:t>茶几上多了</w:t>
+      </w:r>
+      <w:r>
+        <w:rPr>
+          <w:rFonts w:hint="eastAsia"/>
+          <w:sz w:val="28"/>
+          <w:szCs w:val="28"/>
+          <w:lang w:val="en-US" w:eastAsia="zh-CN"/>
+        </w:rPr>
+        <w:t>几</w:t>
+      </w:r>
+      <w:r>
+        <w:rPr>
+          <w:rFonts w:hint="eastAsia"/>
+          <w:sz w:val="28"/>
+          <w:szCs w:val="28"/>
+        </w:rPr>
+        <w:t>束小雏菊，白色的花瓣，嫩黄的蕊，插在一个你从没见过的玻璃瓶里</w:t>
       </w:r>
       <w:r>
         <w:rPr>
@@ -319,7 +336,7 @@
           <w:sz w:val="28"/>
           <w:szCs w:val="28"/>
         </w:rPr>
-        <w:t>瓶身很普通，像是超市货架上随手拿的那种，但花被修剪过，长短错落，看得出摆弄它们的人花了点心思</w:t>
+        <w:t>瓶身很普通，像是超市货架上随手拿的，但花被修剪过，长短错落，看得出摆弄它们的人花了点心思</w:t>
       </w:r>
       <w:r>
         <w:rPr>
@@ -390,7 +407,7 @@
           <w:szCs w:val="28"/>
           <w:lang w:val="en-US" w:eastAsia="zh-CN"/>
         </w:rPr>
-        <w:t>晃悠悠的||</w:t>
+        <w:t>跟着晃悠悠的||</w:t>
       </w:r>
     </w:p>
     <w:p>
@@ -488,16 +505,67 @@
           <w:sz w:val="28"/>
           <w:szCs w:val="28"/>
         </w:rPr>
-        <w:t>那是学校文创店卖的</w:t>
-      </w:r>
-      <w:r>
-        <w:rPr>
-          <w:rFonts w:hint="eastAsia"/>
-          <w:sz w:val="28"/>
-          <w:szCs w:val="28"/>
-          <w:lang w:val="en-US" w:eastAsia="zh-CN"/>
-        </w:rPr>
-        <w:t>那种冰箱贴，印着</w:t>
+        <w:t>那是</w:t>
+      </w:r>
+      <w:r>
+        <w:rPr>
+          <w:rFonts w:hint="eastAsia"/>
+          <w:sz w:val="28"/>
+          <w:szCs w:val="28"/>
+          <w:lang w:val="en-US" w:eastAsia="zh-CN"/>
+        </w:rPr>
+        <w:t>个看起来很新</w:t>
+      </w:r>
+      <w:r>
+        <w:rPr>
+          <w:rFonts w:hint="eastAsia"/>
+          <w:sz w:val="28"/>
+          <w:szCs w:val="28"/>
+        </w:rPr>
+        <w:t>的</w:t>
+      </w:r>
+      <w:r>
+        <w:rPr>
+          <w:rFonts w:hint="eastAsia"/>
+          <w:sz w:val="28"/>
+          <w:szCs w:val="28"/>
+          <w:lang w:val="en-US" w:eastAsia="zh-CN"/>
+        </w:rPr>
+        <w:t>冰箱贴，</w:t>
+      </w:r>
+      <w:r>
+        <w:rPr>
+          <w:rFonts w:hint="eastAsia"/>
+          <w:sz w:val="28"/>
+          <w:szCs w:val="28"/>
+        </w:rPr>
+        <w:t>学校文创店</w:t>
+      </w:r>
+      <w:r>
+        <w:rPr>
+          <w:rFonts w:hint="eastAsia"/>
+          <w:sz w:val="28"/>
+          <w:szCs w:val="28"/>
+          <w:lang w:val="en-US" w:eastAsia="zh-CN"/>
+        </w:rPr>
+        <w:t>里会</w:t>
+      </w:r>
+      <w:r>
+        <w:rPr>
+          <w:rFonts w:hint="eastAsia"/>
+          <w:sz w:val="28"/>
+          <w:szCs w:val="28"/>
+        </w:rPr>
+        <w:t>卖</w:t>
+      </w:r>
+      <w:r>
+        <w:rPr>
+          <w:rFonts w:hint="eastAsia"/>
+          <w:sz w:val="28"/>
+          <w:szCs w:val="28"/>
+          <w:lang w:val="en-US" w:eastAsia="zh-CN"/>
+        </w:rPr>
+        <w:t>的那种，上面印着</w:t>
       </w:r>
       <w:r>
         <w:rPr>
@@ -531,7 +599,7 @@
           <w:szCs w:val="28"/>
           <w:lang w:val="en-US" w:eastAsia="zh-CN"/>
         </w:rPr>
-        <w:t>还写着</w:t>
+        <w:t>写着</w:t>
       </w:r>
       <w:r>
         <w:rPr>
@@ -548,7 +616,7 @@
           <w:szCs w:val="28"/>
           <w:lang w:val="en-US" w:eastAsia="zh-CN"/>
         </w:rPr>
-        <w:t>看起来很新||</w:t>
+        <w:t>||</w:t>
       </w:r>
     </w:p>
     <w:p>
@@ -1104,7 +1172,41 @@
           <w:sz w:val="28"/>
           <w:szCs w:val="28"/>
         </w:rPr>
-        <w:t>橘黄色的光透过玻璃门亮起来，嗡嗡地转着。你靠着料理台，等那三分钟</w:t>
+        <w:t>橘黄色的光透过玻璃门，</w:t>
+      </w:r>
+      <w:r>
+        <w:rPr>
+          <w:rFonts w:hint="eastAsia"/>
+          <w:sz w:val="28"/>
+          <w:szCs w:val="28"/>
+          <w:lang w:val="en-US" w:eastAsia="zh-CN"/>
+        </w:rPr>
+        <w:t>旋转托盘</w:t>
+      </w:r>
+      <w:r>
+        <w:rPr>
+          <w:rFonts w:hint="eastAsia"/>
+          <w:sz w:val="28"/>
+          <w:szCs w:val="28"/>
+        </w:rPr>
+        <w:t>嗡嗡地转着。你靠着</w:t>
+      </w:r>
+      <w:r>
+        <w:rPr>
+          <w:rFonts w:hint="eastAsia"/>
+          <w:sz w:val="28"/>
+          <w:szCs w:val="28"/>
+          <w:lang w:val="en-US" w:eastAsia="zh-CN"/>
+        </w:rPr>
+        <w:t>操作</w:t>
+      </w:r>
+      <w:r>
+        <w:rPr>
+          <w:rFonts w:hint="eastAsia"/>
+          <w:sz w:val="28"/>
+          <w:szCs w:val="28"/>
+        </w:rPr>
+        <w:t>台，等那三分钟</w:t>
       </w:r>
       <w:r>
         <w:rPr>
@@ -1369,16 +1471,16 @@
           <w:sz w:val="28"/>
           <w:szCs w:val="28"/>
         </w:rPr>
-        <w:t>你盯着那行字看了几秒，没回</w:t>
-      </w:r>
-      <w:r>
-        <w:rPr>
-          <w:rFonts w:hint="eastAsia"/>
-          <w:sz w:val="28"/>
-          <w:szCs w:val="28"/>
-          <w:lang w:val="en-US" w:eastAsia="zh-CN"/>
-        </w:rPr>
-        <w:t>||</w:t>
+        <w:t>你盯着那行字看了几秒，</w:t>
+      </w:r>
+      <w:r>
+        <w:rPr>
+          <w:rFonts w:hint="eastAsia"/>
+          <w:sz w:val="28"/>
+          <w:szCs w:val="28"/>
+          <w:lang w:val="en-US" w:eastAsia="zh-CN"/>
+        </w:rPr>
+        <w:t>随手回了个表情包||</w:t>
       </w:r>
     </w:p>
     <w:p>
@@ -1477,7 +1579,16 @@
           <w:sz w:val="28"/>
           <w:szCs w:val="28"/>
         </w:rPr>
-        <w:t>汤的味道不咸不淡</w:t>
+        <w:t>汤的味道</w:t>
+      </w:r>
+      <w:r>
+        <w:rPr>
+          <w:rFonts w:hint="eastAsia"/>
+          <w:sz w:val="28"/>
+          <w:szCs w:val="28"/>
+          <w:lang w:val="en-US" w:eastAsia="zh-CN"/>
+        </w:rPr>
+        <w:t>正好</w:t>
       </w:r>
       <w:r>
         <w:rPr>
@@ -1628,15 +1739,15 @@
           <w:szCs w:val="28"/>
           <w:lang w:val="en-US" w:eastAsia="zh-CN"/>
         </w:rPr>
-        <w:t>有很多他新</w:t>
-      </w:r>
-      <w:r>
-        <w:rPr>
-          <w:rFonts w:hint="eastAsia"/>
-          <w:sz w:val="28"/>
-          <w:szCs w:val="28"/>
-        </w:rPr>
-        <w:t>添置的小东西，在暗处看不清轮廓，但你都知道它们在那里</w:t>
+        <w:t>还有很多他新</w:t>
+      </w:r>
+      <w:r>
+        <w:rPr>
+          <w:rFonts w:hint="eastAsia"/>
+          <w:sz w:val="28"/>
+          <w:szCs w:val="28"/>
+        </w:rPr>
+        <w:t>添置的小东西，在暗处看不清轮廓</w:t>
       </w:r>
       <w:r>
         <w:rPr>
@@ -1698,7 +1809,7 @@
           <w:sz w:val="28"/>
           <w:szCs w:val="28"/>
         </w:rPr>
-        <w:t>冰箱上的校徽在灯光下反着一点哑光</w:t>
+        <w:t>冰箱上的校徽反着一点哑光</w:t>
       </w:r>
       <w:r>
         <w:rPr>
@@ -1874,7 +1985,7 @@
           <w:sz w:val="28"/>
           <w:szCs w:val="28"/>
         </w:rPr>
-        <w:t>但那种不一样，不像是被谁</w:t>
+        <w:t>但那种不一样，不是被</w:t>
       </w:r>
       <w:r>
         <w:rPr>
@@ -1891,16 +2002,33 @@
           <w:sz w:val="28"/>
           <w:szCs w:val="28"/>
         </w:rPr>
-        <w:t>改造，更像是</w:t>
-      </w:r>
-      <w:r>
-        <w:rPr>
-          <w:rFonts w:hint="eastAsia"/>
-          <w:sz w:val="28"/>
-          <w:szCs w:val="28"/>
-          <w:lang w:val="en-US" w:eastAsia="zh-CN"/>
-        </w:rPr>
-        <w:t>生活气息的积累||</w:t>
+        <w:t>改造</w:t>
+      </w:r>
+      <w:r>
+        <w:rPr>
+          <w:rFonts w:hint="eastAsia"/>
+          <w:sz w:val="28"/>
+          <w:szCs w:val="28"/>
+          <w:lang w:val="en-US" w:eastAsia="zh-CN"/>
+        </w:rPr>
+        <w:t>出来的</w:t>
+      </w:r>
+      <w:r>
+        <w:rPr>
+          <w:rFonts w:hint="eastAsia"/>
+          <w:sz w:val="28"/>
+          <w:szCs w:val="28"/>
+        </w:rPr>
+        <w:t>，是</w:t>
+      </w:r>
+      <w:r>
+        <w:rPr>
+          <w:rFonts w:hint="eastAsia"/>
+          <w:sz w:val="28"/>
+          <w:szCs w:val="28"/>
+          <w:lang w:val="en-US" w:eastAsia="zh-CN"/>
+        </w:rPr>
+        <w:t>两人朝夕相处、生活气息的积累||</w:t>
       </w:r>
     </w:p>
     <w:p>
@@ -2339,7 +2467,24 @@
           <w:sz w:val="28"/>
           <w:szCs w:val="28"/>
         </w:rPr>
-        <w:t>光很柔，刚好够照见</w:t>
+        <w:t>光很柔，</w:t>
+      </w:r>
+      <w:r>
+        <w:rPr>
+          <w:rFonts w:hint="eastAsia"/>
+          <w:sz w:val="28"/>
+          <w:szCs w:val="28"/>
+          <w:lang w:val="en-US" w:eastAsia="zh-CN"/>
+        </w:rPr>
+        <w:t>照射的范围不算大，但</w:t>
+      </w:r>
+      <w:r>
+        <w:rPr>
+          <w:rFonts w:hint="eastAsia"/>
+          <w:sz w:val="28"/>
+          <w:szCs w:val="28"/>
+        </w:rPr>
+        <w:t>刚好够照见</w:t>
       </w:r>
       <w:r>
         <w:rPr>
@@ -2401,16 +2546,33 @@
           <w:sz w:val="28"/>
           <w:szCs w:val="28"/>
         </w:rPr>
-        <w:t>电脑，屏幕的光和暖橘色的夜灯叠在一起，让整个书房变得很安静，是那种被什么填满之后的、柔软的安静</w:t>
-      </w:r>
-      <w:r>
-        <w:rPr>
-          <w:rFonts w:hint="eastAsia"/>
-          <w:sz w:val="28"/>
-          <w:szCs w:val="28"/>
-          <w:lang w:val="en-US" w:eastAsia="zh-CN"/>
-        </w:rPr>
-        <w:t>||</w:t>
+        <w:t>电脑，屏幕的光和暖橘色的夜灯叠在一起，整个书房</w:t>
+      </w:r>
+      <w:r>
+        <w:rPr>
+          <w:rFonts w:hint="eastAsia"/>
+          <w:sz w:val="28"/>
+          <w:szCs w:val="28"/>
+          <w:lang w:val="en-US" w:eastAsia="zh-CN"/>
+        </w:rPr>
+        <w:t>都</w:t>
+      </w:r>
+      <w:r>
+        <w:rPr>
+          <w:rFonts w:hint="eastAsia"/>
+          <w:sz w:val="28"/>
+          <w:szCs w:val="28"/>
+        </w:rPr>
+        <w:t>很</w:t>
+      </w:r>
+      <w:r>
+        <w:rPr>
+          <w:rFonts w:hint="eastAsia"/>
+          <w:sz w:val="28"/>
+          <w:szCs w:val="28"/>
+          <w:lang w:val="en-US" w:eastAsia="zh-CN"/>
+        </w:rPr>
+        <w:t>温馨||</w:t>
       </w:r>
     </w:p>
     <w:p>
@@ -2463,48 +2625,90 @@
           <w:sz w:val="28"/>
           <w:szCs w:val="28"/>
         </w:rPr>
-        <w:t>键盘的声音轻轻脆脆的，和窗外的风声混在一起</w:t>
-      </w:r>
-      <w:r>
-        <w:rPr>
-          <w:rFonts w:hint="eastAsia"/>
-          <w:sz w:val="28"/>
-          <w:szCs w:val="28"/>
-          <w:lang w:val="en-US" w:eastAsia="zh-CN"/>
-        </w:rPr>
-        <w:t>||</w:t>
-      </w:r>
-    </w:p>
-    <w:p>
-      <w:pPr>
-        <w:rPr>
-          <w:rFonts w:hint="eastAsia"/>
-          <w:sz w:val="28"/>
-          <w:szCs w:val="28"/>
-          <w:lang w:val="en-US" w:eastAsia="zh-CN"/>
-        </w:rPr>
-      </w:pPr>
-    </w:p>
-    <w:p>
-      <w:pPr>
-        <w:rPr>
-          <w:rFonts w:hint="default" w:eastAsiaTheme="minorEastAsia"/>
-          <w:sz w:val="28"/>
-          <w:szCs w:val="28"/>
-          <w:lang w:val="en-US" w:eastAsia="zh-CN"/>
-        </w:rPr>
-      </w:pPr>
-      <w:r>
-        <w:rPr>
-          <w:rFonts w:hint="eastAsia"/>
-          <w:sz w:val="28"/>
-          <w:szCs w:val="28"/>
-          <w:lang w:val="en-US" w:eastAsia="zh-CN"/>
-        </w:rPr>
-        <w:t>||你不需要问他什么时候回来，因为他总会回到你的身旁||</w:t>
+        <w:t>键盘</w:t>
+      </w:r>
+      <w:r>
+        <w:rPr>
+          <w:rFonts w:hint="eastAsia"/>
+          <w:sz w:val="28"/>
+          <w:szCs w:val="28"/>
+          <w:lang w:val="en-US" w:eastAsia="zh-CN"/>
+        </w:rPr>
+        <w:t>清脆</w:t>
+      </w:r>
+      <w:r>
+        <w:rPr>
+          <w:rFonts w:hint="eastAsia"/>
+          <w:sz w:val="28"/>
+          <w:szCs w:val="28"/>
+        </w:rPr>
+        <w:t>的声音</w:t>
       </w:r>
       <w:bookmarkStart w:id="0" w:name="_GoBack"/>
       <w:bookmarkEnd w:id="0"/>
+      <w:r>
+        <w:rPr>
+          <w:rFonts w:hint="eastAsia"/>
+          <w:sz w:val="28"/>
+          <w:szCs w:val="28"/>
+        </w:rPr>
+        <w:t>和</w:t>
+      </w:r>
+      <w:r>
+        <w:rPr>
+          <w:rFonts w:hint="eastAsia"/>
+          <w:sz w:val="28"/>
+          <w:szCs w:val="28"/>
+          <w:lang w:val="en-US" w:eastAsia="zh-CN"/>
+        </w:rPr>
+        <w:t>门框上悬着的风铃声</w:t>
+      </w:r>
+      <w:r>
+        <w:rPr>
+          <w:rFonts w:hint="eastAsia"/>
+          <w:sz w:val="28"/>
+          <w:szCs w:val="28"/>
+        </w:rPr>
+        <w:t>混在一起</w:t>
+      </w:r>
+      <w:r>
+        <w:rPr>
+          <w:rFonts w:hint="eastAsia"/>
+          <w:sz w:val="28"/>
+          <w:szCs w:val="28"/>
+          <w:lang w:val="en-US" w:eastAsia="zh-CN"/>
+        </w:rPr>
+        <w:t>||</w:t>
+      </w:r>
+    </w:p>
+    <w:p>
+      <w:pPr>
+        <w:rPr>
+          <w:rFonts w:hint="eastAsia"/>
+          <w:sz w:val="28"/>
+          <w:szCs w:val="28"/>
+          <w:lang w:val="en-US" w:eastAsia="zh-CN"/>
+        </w:rPr>
+      </w:pPr>
+    </w:p>
+    <w:p>
+      <w:pPr>
+        <w:rPr>
+          <w:rFonts w:hint="default" w:eastAsiaTheme="minorEastAsia"/>
+          <w:sz w:val="28"/>
+          <w:szCs w:val="28"/>
+          <w:lang w:val="en-US" w:eastAsia="zh-CN"/>
+        </w:rPr>
+      </w:pPr>
+      <w:r>
+        <w:rPr>
+          <w:rFonts w:hint="eastAsia"/>
+          <w:sz w:val="28"/>
+          <w:szCs w:val="28"/>
+          <w:lang w:val="en-US" w:eastAsia="zh-CN"/>
+        </w:rPr>
+        <w:t>||你不需要问他什么时候回来，因为他总会回到你的身旁||</w:t>
+      </w:r>
     </w:p>
     <w:sectPr>
       <w:pgSz w:w="11906" w:h="16838"/>

--- a/Assets/Document/云熹约定项目文档/12.NE结局/2.男主单线结局/周杉单线通用结局.docx
+++ b/Assets/Document/云熹约定项目文档/12.NE结局/2.男主单线结局/周杉单线通用结局.docx
@@ -21,13 +21,13 @@
           <w:rFonts w:hint="eastAsia"/>
           <w:lang w:val="en-US" w:eastAsia="zh-CN"/>
         </w:rPr>
-        <w:t>通用</w:t>
-      </w:r>
-      <w:r>
-        <w:rPr>
-          <w:rFonts w:hint="eastAsia"/>
-        </w:rPr>
-        <w:t>HE结局：【触手可及的温度】</w:t>
+        <w:t>通用N</w:t>
+      </w:r>
+      <w:r>
+        <w:rPr>
+          <w:rFonts w:hint="eastAsia"/>
+        </w:rPr>
+        <w:t>E结局：【触手可及的温度】</w:t>
       </w:r>
     </w:p>
     <w:p>
@@ -2642,73 +2642,94 @@
           <w:sz w:val="28"/>
           <w:szCs w:val="28"/>
         </w:rPr>
-        <w:t>的声音</w:t>
+        <w:t>的声音和</w:t>
+      </w:r>
+      <w:r>
+        <w:rPr>
+          <w:rFonts w:hint="eastAsia"/>
+          <w:sz w:val="28"/>
+          <w:szCs w:val="28"/>
+          <w:lang w:val="en-US" w:eastAsia="zh-CN"/>
+        </w:rPr>
+        <w:t>门框上悬着的风铃声</w:t>
+      </w:r>
+      <w:r>
+        <w:rPr>
+          <w:rFonts w:hint="eastAsia"/>
+          <w:sz w:val="28"/>
+          <w:szCs w:val="28"/>
+        </w:rPr>
+        <w:t>混在一起</w:t>
+      </w:r>
+      <w:r>
+        <w:rPr>
+          <w:rFonts w:hint="eastAsia"/>
+          <w:sz w:val="28"/>
+          <w:szCs w:val="28"/>
+          <w:lang w:val="en-US" w:eastAsia="zh-CN"/>
+        </w:rPr>
+        <w:t>||</w:t>
+      </w:r>
+    </w:p>
+    <w:p>
+      <w:pPr>
+        <w:rPr>
+          <w:rFonts w:hint="eastAsia"/>
+          <w:sz w:val="28"/>
+          <w:szCs w:val="28"/>
+          <w:lang w:val="en-US" w:eastAsia="zh-CN"/>
+        </w:rPr>
+      </w:pPr>
+    </w:p>
+    <w:p>
+      <w:pPr>
+        <w:rPr>
+          <w:rFonts w:hint="eastAsia"/>
+          <w:sz w:val="28"/>
+          <w:szCs w:val="28"/>
+          <w:lang w:val="en-US" w:eastAsia="zh-CN"/>
+        </w:rPr>
+      </w:pPr>
+      <w:r>
+        <w:rPr>
+          <w:rFonts w:hint="eastAsia"/>
+          <w:sz w:val="28"/>
+          <w:szCs w:val="28"/>
+          <w:lang w:val="en-US" w:eastAsia="zh-CN"/>
+        </w:rPr>
+        <w:t>||你不需要问他什么时候回来，因为他总会回到你的身旁||</w:t>
+      </w:r>
+    </w:p>
+    <w:p>
+      <w:pPr>
+        <w:rPr>
+          <w:rFonts w:hint="eastAsia"/>
+          <w:sz w:val="28"/>
+          <w:szCs w:val="28"/>
+          <w:lang w:val="en-US" w:eastAsia="zh-CN"/>
+        </w:rPr>
+      </w:pPr>
+    </w:p>
+    <w:p>
+      <w:pPr>
+        <w:rPr>
+          <w:rFonts w:hint="default"/>
+          <w:sz w:val="28"/>
+          <w:szCs w:val="28"/>
+          <w:lang w:val="en-US" w:eastAsia="zh-CN"/>
+        </w:rPr>
+      </w:pPr>
+      <w:r>
+        <w:rPr>
+          <w:rFonts w:hint="eastAsia"/>
+          <w:sz w:val="28"/>
+          <w:szCs w:val="28"/>
+          <w:lang w:val="en-US" w:eastAsia="zh-CN"/>
+        </w:rPr>
+        <w:t>||【系统提示】获得Normal End “触手可及的温度”||</w:t>
       </w:r>
       <w:bookmarkStart w:id="0" w:name="_GoBack"/>
       <w:bookmarkEnd w:id="0"/>
-      <w:r>
-        <w:rPr>
-          <w:rFonts w:hint="eastAsia"/>
-          <w:sz w:val="28"/>
-          <w:szCs w:val="28"/>
-        </w:rPr>
-        <w:t>和</w:t>
-      </w:r>
-      <w:r>
-        <w:rPr>
-          <w:rFonts w:hint="eastAsia"/>
-          <w:sz w:val="28"/>
-          <w:szCs w:val="28"/>
-          <w:lang w:val="en-US" w:eastAsia="zh-CN"/>
-        </w:rPr>
-        <w:t>门框上悬着的风铃声</w:t>
-      </w:r>
-      <w:r>
-        <w:rPr>
-          <w:rFonts w:hint="eastAsia"/>
-          <w:sz w:val="28"/>
-          <w:szCs w:val="28"/>
-        </w:rPr>
-        <w:t>混在一起</w:t>
-      </w:r>
-      <w:r>
-        <w:rPr>
-          <w:rFonts w:hint="eastAsia"/>
-          <w:sz w:val="28"/>
-          <w:szCs w:val="28"/>
-          <w:lang w:val="en-US" w:eastAsia="zh-CN"/>
-        </w:rPr>
-        <w:t>||</w:t>
-      </w:r>
-    </w:p>
-    <w:p>
-      <w:pPr>
-        <w:rPr>
-          <w:rFonts w:hint="eastAsia"/>
-          <w:sz w:val="28"/>
-          <w:szCs w:val="28"/>
-          <w:lang w:val="en-US" w:eastAsia="zh-CN"/>
-        </w:rPr>
-      </w:pPr>
-    </w:p>
-    <w:p>
-      <w:pPr>
-        <w:rPr>
-          <w:rFonts w:hint="default" w:eastAsiaTheme="minorEastAsia"/>
-          <w:sz w:val="28"/>
-          <w:szCs w:val="28"/>
-          <w:lang w:val="en-US" w:eastAsia="zh-CN"/>
-        </w:rPr>
-      </w:pPr>
-      <w:r>
-        <w:rPr>
-          <w:rFonts w:hint="eastAsia"/>
-          <w:sz w:val="28"/>
-          <w:szCs w:val="28"/>
-          <w:lang w:val="en-US" w:eastAsia="zh-CN"/>
-        </w:rPr>
-        <w:t>||你不需要问他什么时候回来，因为他总会回到你的身旁||</w:t>
-      </w:r>
     </w:p>
     <w:sectPr>
       <w:pgSz w:w="11906" w:h="16838"/>
@@ -2823,7 +2844,7 @@
     <w:lsdException w:unhideWhenUsed="0" w:uiPriority="0" w:semiHidden="0" w:name="Document Map"/>
     <w:lsdException w:unhideWhenUsed="0" w:uiPriority="0" w:semiHidden="0" w:name="Plain Text"/>
     <w:lsdException w:unhideWhenUsed="0" w:uiPriority="0" w:semiHidden="0" w:name="E-mail Signature"/>
-    <w:lsdException w:unhideWhenUsed="0" w:uiPriority="0" w:semiHidden="0" w:name="Normal (Web)"/>
+    <w:lsdException w:qFormat="1" w:unhideWhenUsed="0" w:uiPriority="0" w:semiHidden="0" w:name="Normal (Web)"/>
     <w:lsdException w:unhideWhenUsed="0" w:uiPriority="0" w:semiHidden="0" w:name="HTML Acronym"/>
     <w:lsdException w:unhideWhenUsed="0" w:uiPriority="0" w:semiHidden="0" w:name="HTML Address"/>
     <w:lsdException w:unhideWhenUsed="0" w:uiPriority="0" w:semiHidden="0" w:name="HTML Cite"/>
@@ -2834,7 +2855,7 @@
     <w:lsdException w:unhideWhenUsed="0" w:uiPriority="0" w:semiHidden="0" w:name="HTML Sample"/>
     <w:lsdException w:unhideWhenUsed="0" w:uiPriority="0" w:semiHidden="0" w:name="HTML Typewriter"/>
     <w:lsdException w:unhideWhenUsed="0" w:uiPriority="0" w:semiHidden="0" w:name="HTML Variable"/>
-    <w:lsdException w:unhideWhenUsed="0" w:uiPriority="0" w:name="Normal Table"/>
+    <w:lsdException w:qFormat="1" w:unhideWhenUsed="0" w:uiPriority="0" w:name="Normal Table"/>
     <w:lsdException w:unhideWhenUsed="0" w:uiPriority="0" w:semiHidden="0" w:name="annotation subject"/>
     <w:lsdException w:unhideWhenUsed="0" w:uiPriority="0" w:semiHidden="0" w:name="Table Simple 1"/>
     <w:lsdException w:unhideWhenUsed="0" w:uiPriority="0" w:semiHidden="0" w:name="Table Simple 2"/>
@@ -3024,6 +3045,7 @@
   <w:style w:type="table" w:default="1" w:styleId="4">
     <w:name w:val="Normal Table"/>
     <w:semiHidden/>
+    <w:qFormat/>
     <w:uiPriority w:val="0"/>
     <w:tblPr>
       <w:tblCellMar>
@@ -3037,6 +3059,7 @@
   <w:style w:type="paragraph" w:styleId="3">
     <w:name w:val="Normal (Web)"/>
     <w:basedOn w:val="1"/>
+    <w:qFormat/>
     <w:uiPriority w:val="0"/>
     <w:rPr>
       <w:sz w:val="24"/>
